--- a/docs/Project_Report.docx
+++ b/docs/Project_Report.docx
@@ -8032,7 +8032,7 @@
         <w:t xml:space="preserve">End-to-end tests</w:t>
       </w:r>
       <w:r>
-        <w:t xml:space="preserve"> start a real broker and check that wildcard routing delivers the right topics, that a late subscriber receives a retained message with the retain flag set, and that at 30% loss a QoS 1 subscriber receives all 100 messages exactly once while a QoS 0 subscriber loses some.</w:t>
+        <w:t xml:space="preserve"> start a real broker and check that wildcard routing delivers the right topics, that a late subscriber receives a retained message with the retain flag set, and that at 10% loss a QoS 1 subscriber receives all 100 messages exactly once while a QoS 0 subscriber loses some.</w:t>
       </w:r>
     </w:p>
     <w:p>
